--- a/Module-12/Module-12.docx
+++ b/Module-12/Module-12.docx
@@ -1,6 +1,6 @@
 
 <file path=word/document.xml><?xml version="1.0" encoding="utf-8"?>
-<w:document xmlns:wpc="http://schemas.microsoft.com/office/word/2010/wordprocessingCanvas" xmlns:cx="http://schemas.microsoft.com/office/drawing/2014/chartex" xmlns:cx1="http://schemas.microsoft.com/office/drawing/2015/9/8/chartex" xmlns:cx2="http://schemas.microsoft.com/office/drawing/2015/10/21/chartex" xmlns:cx3="http://schemas.microsoft.com/office/drawing/2016/5/9/chartex" xmlns:cx4="http://schemas.microsoft.com/office/drawing/2016/5/10/chartex" xmlns:cx5="http://schemas.microsoft.com/office/drawing/2016/5/11/chartex" xmlns:cx6="http://schemas.microsoft.com/office/drawing/2016/5/12/chartex" xmlns:cx7="http://schemas.microsoft.com/office/drawing/2016/5/13/chartex" xmlns:cx8="http://schemas.microsoft.com/office/drawing/2016/5/14/chartex" xmlns:mc="http://schemas.openxmlformats.org/markup-compatibility/2006" xmlns:aink="http://schemas.microsoft.com/office/drawing/2016/ink" xmlns:am3d="http://schemas.microsoft.com/office/drawing/2017/model3d" xmlns:o="urn:schemas-microsoft-com:office:office" xmlns:oel="http://schemas.microsoft.com/office/2019/extlst" xmlns:r="http://schemas.openxmlformats.org/officeDocument/2006/relationships" xmlns:m="http://schemas.openxmlformats.org/officeDocument/2006/math" xmlns:v="urn:schemas-microsoft-com:vml" xmlns:wp14="http://schemas.microsoft.com/office/word/2010/wordprocessingDrawing" xmlns:wp="http://schemas.openxmlformats.org/drawingml/2006/wordprocessingDrawing" xmlns:w10="urn:schemas-microsoft-com:office:word" xmlns:w="http://schemas.openxmlformats.org/wordprocessingml/2006/main" xmlns:w14="http://schemas.microsoft.com/office/word/2010/wordml" xmlns:w15="http://schemas.microsoft.com/office/word/2012/wordml" xmlns:w16cex="http://schemas.microsoft.com/office/word/2018/wordml/cex" xmlns:w16cid="http://schemas.microsoft.com/office/word/2016/wordml/cid" xmlns:w16="http://schemas.microsoft.com/office/word/2018/wordml" xmlns:w16du="http://schemas.microsoft.com/office/word/2023/wordml/word16du" xmlns:w16sdtdh="http://schemas.microsoft.com/office/word/2020/wordml/sdtdatahash" xmlns:w16sdtfl="http://schemas.microsoft.com/office/word/2024/wordml/sdtformatlock" xmlns:w16se="http://schemas.microsoft.com/office/word/2015/wordml/symex" xmlns:wpg="http://schemas.microsoft.com/office/word/2010/wordprocessingGroup" xmlns:wpi="http://schemas.microsoft.com/office/word/2010/wordprocessingInk" xmlns:wne="http://schemas.microsoft.com/office/word/2006/wordml" xmlns:wps="http://schemas.microsoft.com/office/word/2010/wordprocessingShape" mc:Ignorable="w14 w15 w16se w16cid w16 w16cex w16sdtdh w16sdtfl w16du wp14">
+<w:document xmlns:wpc="http://schemas.microsoft.com/office/word/2010/wordprocessingCanvas" xmlns:cx="http://schemas.microsoft.com/office/drawing/2014/chartex" xmlns:cx1="http://schemas.microsoft.com/office/drawing/2015/9/8/chartex" xmlns:cx2="http://schemas.microsoft.com/office/drawing/2015/10/21/chartex" xmlns:cx3="http://schemas.microsoft.com/office/drawing/2016/5/9/chartex" xmlns:cx4="http://schemas.microsoft.com/office/drawing/2016/5/10/chartex" xmlns:cx5="http://schemas.microsoft.com/office/drawing/2016/5/11/chartex" xmlns:cx6="http://schemas.microsoft.com/office/drawing/2016/5/12/chartex" xmlns:cx7="http://schemas.microsoft.com/office/drawing/2016/5/13/chartex" xmlns:cx8="http://schemas.microsoft.com/office/drawing/2016/5/14/chartex" xmlns:mc="http://schemas.openxmlformats.org/markup-compatibility/2006" xmlns:aink="http://schemas.microsoft.com/office/drawing/2016/ink" xmlns:am3d="http://schemas.microsoft.com/office/drawing/2017/model3d" xmlns:o="urn:schemas-microsoft-com:office:office" xmlns:r="http://schemas.openxmlformats.org/officeDocument/2006/relationships" xmlns:m="http://schemas.openxmlformats.org/officeDocument/2006/math" xmlns:v="urn:schemas-microsoft-com:vml" xmlns:wp14="http://schemas.microsoft.com/office/word/2010/wordprocessingDrawing" xmlns:wp="http://schemas.openxmlformats.org/drawingml/2006/wordprocessingDrawing" xmlns:w10="urn:schemas-microsoft-com:office:word" xmlns:w="http://schemas.openxmlformats.org/wordprocessingml/2006/main" xmlns:w14="http://schemas.microsoft.com/office/word/2010/wordml" xmlns:w15="http://schemas.microsoft.com/office/word/2012/wordml" xmlns:w16cex="http://schemas.microsoft.com/office/word/2018/wordml/cex" xmlns:w16cid="http://schemas.microsoft.com/office/word/2016/wordml/cid" xmlns:w16="http://schemas.microsoft.com/office/word/2018/wordml" xmlns:w16sdtdh="http://schemas.microsoft.com/office/word/2020/wordml/sdtdatahash" xmlns:w16se="http://schemas.microsoft.com/office/word/2015/wordml/symex" xmlns:wpg="http://schemas.microsoft.com/office/word/2010/wordprocessingGroup" xmlns:wpi="http://schemas.microsoft.com/office/word/2010/wordprocessingInk" xmlns:wne="http://schemas.microsoft.com/office/word/2006/wordml" xmlns:wps="http://schemas.microsoft.com/office/word/2010/wordprocessingShape" mc:Ignorable="w14 w15 w16se w16cid w16 w16cex w16sdtdh wp14">
   <w:body>
     <w:sdt>
       <w:sdtPr>
@@ -1106,6 +1106,7 @@
     <w:p/>
     <w:p/>
     <w:p/>
+    <w:p/>
     <w:p>
       <w:pPr>
         <w:pStyle w:val="Heading2"/>
@@ -1129,13 +1130,7 @@
         </w:numPr>
       </w:pPr>
       <w:r>
-        <w:t xml:space="preserve">Bureau of Labor: </w:t>
-      </w:r>
-      <w:r>
-        <w:t>use analytical tools and techniques to extract meaningful insights from data.</w:t>
-      </w:r>
-      <w:r>
-        <w:t xml:space="preserve"> </w:t>
+        <w:t>-</w:t>
       </w:r>
     </w:p>
     <w:p>
@@ -1146,18 +1141,24 @@
           <w:numId w:val="9"/>
         </w:numPr>
       </w:pPr>
+      <w:r>
+        <w:t>-</w:t>
+      </w:r>
+    </w:p>
+    <w:p/>
+    <w:p>
       <w:r>
         <w:rPr>
           <w:noProof/>
         </w:rPr>
         <w:drawing>
-          <wp:anchor distT="0" distB="0" distL="114300" distR="114300" simplePos="0" relativeHeight="251659264" behindDoc="0" locked="0" layoutInCell="1" allowOverlap="1" wp14:anchorId="53B6C67D" wp14:editId="4C1C84E6">
+          <wp:anchor distT="0" distB="0" distL="114300" distR="114300" simplePos="0" relativeHeight="251659264" behindDoc="0" locked="0" layoutInCell="1" allowOverlap="1" wp14:anchorId="53B6C67D" wp14:editId="1A103C0C">
             <wp:simplePos x="0" y="0"/>
             <wp:positionH relativeFrom="column">
-              <wp:posOffset>239485</wp:posOffset>
+              <wp:posOffset>344170</wp:posOffset>
             </wp:positionH>
             <wp:positionV relativeFrom="paragraph">
-              <wp:posOffset>260350</wp:posOffset>
+              <wp:posOffset>306705</wp:posOffset>
             </wp:positionV>
             <wp:extent cx="5943600" cy="3962400"/>
             <wp:effectExtent l="0" t="0" r="0" b="0"/>
@@ -1200,9 +1201,6 @@
           </wp:anchor>
         </w:drawing>
       </w:r>
-      <w:r>
-        <w:t xml:space="preserve">Tools + Data output the insights or address hypothesis.  </w:t>
-      </w:r>
     </w:p>
     <w:p>
       <w:pPr>
@@ -1224,7 +1222,7 @@
         </w:rPr>
         <w:lastRenderedPageBreak/>
         <w:drawing>
-          <wp:anchor distT="0" distB="0" distL="114300" distR="114300" simplePos="0" relativeHeight="251660288" behindDoc="0" locked="0" layoutInCell="1" allowOverlap="1" wp14:anchorId="5AA3914C" wp14:editId="5245C0DE">
+          <wp:anchor distT="0" distB="0" distL="114300" distR="114300" simplePos="0" relativeHeight="251660288" behindDoc="0" locked="0" layoutInCell="1" allowOverlap="1" wp14:anchorId="5AA3914C" wp14:editId="115DB2DB">
             <wp:simplePos x="0" y="0"/>
             <wp:positionH relativeFrom="column">
               <wp:posOffset>-43543</wp:posOffset>
@@ -1376,6 +1374,9 @@
     </w:p>
     <w:p>
       <w:r>
+        <w:rPr>
+          <w:noProof/>
+        </w:rPr>
         <w:drawing>
           <wp:inline distT="0" distB="0" distL="0" distR="0" wp14:anchorId="08489D04" wp14:editId="461BF4D3">
             <wp:extent cx="5943600" cy="2948758"/>
@@ -1424,15 +1425,7 @@
     </w:p>
     <w:p>
       <w:r>
-        <w:t xml:space="preserve">The projected percent change in </w:t>
-      </w:r>
-      <w:proofErr w:type="gramStart"/>
-      <w:r>
-        <w:t>employment</w:t>
-      </w:r>
-      <w:proofErr w:type="gramEnd"/>
-      <w:r>
-        <w:t xml:space="preserve"> from 2024 to 2034. The average growth rate for all occupations is 3 percent.</w:t>
+        <w:t>The projected percent change in employment from 2024 to 2034. The average growth rate for all occupations is 3 percent.</w:t>
       </w:r>
     </w:p>
     <w:p>
@@ -1465,81 +1458,45 @@
           <w:i/>
           <w:iCs/>
         </w:rPr>
-        <w:t xml:space="preserve">Formal definition </w:t>
+        <w:t xml:space="preserve">Formal definition O*NET Online Definition:  </w:t>
       </w:r>
       <w:r>
         <w:rPr>
           <w:i/>
           <w:iCs/>
         </w:rPr>
-        <w:t xml:space="preserve">O*NET Online Definition:   Develop and implement a set of techniques or </w:t>
-      </w:r>
-      <w:r>
-        <w:rPr>
-          <w:b/>
-          <w:bCs/>
-          <w:i/>
-          <w:iCs/>
-          <w:color w:val="4EA72E" w:themeColor="accent6"/>
-        </w:rPr>
-        <w:t>analytics applications</w:t>
-      </w:r>
-      <w:r>
-        <w:rPr>
-          <w:i/>
-          <w:iCs/>
-          <w:color w:val="4EA72E" w:themeColor="accent6"/>
-        </w:rPr>
         <w:t xml:space="preserve"> </w:t>
       </w:r>
-      <w:r>
+    </w:p>
+    <w:p>
+      <w:pPr>
         <w:rPr>
           <w:i/>
           <w:iCs/>
         </w:rPr>
-        <w:t xml:space="preserve">to transform </w:t>
-      </w:r>
-      <w:r>
-        <w:rPr>
-          <w:b/>
-          <w:bCs/>
-          <w:i/>
-          <w:iCs/>
-          <w:color w:val="EE0000"/>
-        </w:rPr>
-        <w:t>raw data</w:t>
-      </w:r>
-      <w:r>
-        <w:rPr>
-          <w:i/>
-          <w:iCs/>
-          <w:color w:val="EE0000"/>
-        </w:rPr>
-        <w:t xml:space="preserve"> </w:t>
-      </w:r>
-      <w:r>
+      </w:pPr>
+    </w:p>
+    <w:p>
+      <w:pPr>
         <w:rPr>
           <w:i/>
           <w:iCs/>
         </w:rPr>
-        <w:t xml:space="preserve">into meaningful information using data-oriented programming languages and visualization </w:t>
-      </w:r>
-      <w:r>
-        <w:rPr>
-          <w:b/>
-          <w:bCs/>
-          <w:i/>
-          <w:iCs/>
-          <w:color w:val="0F9ED5" w:themeColor="accent4"/>
-        </w:rPr>
-        <w:t>software</w:t>
-      </w:r>
-      <w:r>
+      </w:pPr>
+    </w:p>
+    <w:p>
+      <w:pPr>
         <w:rPr>
           <w:i/>
           <w:iCs/>
         </w:rPr>
-        <w:t xml:space="preserve">. </w:t>
+      </w:pPr>
+      <w:r>
+        <w:rPr>
+          <w:i/>
+          <w:iCs/>
+        </w:rPr>
+        <w:t xml:space="preserve"> </w:t>
       </w:r>
     </w:p>
     <w:p>
@@ -1617,7 +1574,6 @@
       </w:pPr>
       <w:bookmarkStart w:id="4" w:name="_Toc230381289"/>
       <w:r>
-        <w:lastRenderedPageBreak/>
         <w:t>Essential Math for Data Science</w:t>
       </w:r>
       <w:bookmarkEnd w:id="4"/>
@@ -1638,7 +1594,10 @@
         <w:t>Vectors</w:t>
       </w:r>
       <w:r>
-        <w:t>: organize numbers in a way that machine can understand</w:t>
+        <w:t xml:space="preserve">: </w:t>
+      </w:r>
+      <w:r>
+        <w:t xml:space="preserve"> </w:t>
       </w:r>
     </w:p>
     <w:p>
@@ -1887,7 +1846,6 @@
       </w:pPr>
       <w:bookmarkStart w:id="5" w:name="_Toc230381290"/>
       <w:r>
-        <w:lastRenderedPageBreak/>
         <w:t>Statistical Thinking</w:t>
       </w:r>
       <w:bookmarkEnd w:id="5"/>
@@ -1924,7 +1882,7 @@
         </w:numPr>
       </w:pPr>
       <w:r>
-        <w:t>Measures of Center</w:t>
+        <w:t>-</w:t>
       </w:r>
     </w:p>
     <w:p/>
@@ -1939,7 +1897,7 @@
         </w:numPr>
       </w:pPr>
       <w:r>
-        <w:t>Measures of Spread</w:t>
+        <w:t>-</w:t>
       </w:r>
     </w:p>
     <w:p>
@@ -1981,7 +1939,7 @@
         </w:numPr>
       </w:pPr>
       <w:r>
-        <w:t xml:space="preserve">Correlation </w:t>
+        <w:t>-</w:t>
       </w:r>
     </w:p>
     <w:p>
@@ -2017,7 +1975,7 @@
         </w:numPr>
       </w:pPr>
       <w:r>
-        <w:t xml:space="preserve">The notion of Sample and Population </w:t>
+        <w:t>-</w:t>
       </w:r>
     </w:p>
     <w:p/>
@@ -2033,10 +1991,12 @@
         </w:numPr>
       </w:pPr>
       <w:r>
-        <w:t xml:space="preserve">Distribution </w:t>
-      </w:r>
-    </w:p>
-    <w:p/>
+        <w:t>-</w:t>
+      </w:r>
+      <w:r>
+        <w:t xml:space="preserve"> </w:t>
+      </w:r>
+    </w:p>
     <w:p/>
     <w:p/>
     <w:p/>
@@ -2073,7 +2033,7 @@
         <w:t xml:space="preserve"> 1</w:t>
       </w:r>
       <w:r>
-        <w:t>: Map navigators search for the shortest route, fastest route</w:t>
+        <w:t>:</w:t>
       </w:r>
     </w:p>
     <w:p>
@@ -2085,13 +2045,11 @@
         </w:numPr>
       </w:pPr>
       <w:r>
-        <w:t xml:space="preserve">Examples 2: Company wants to maximize profit, minimize </w:t>
-      </w:r>
-      <w:proofErr w:type="gramStart"/>
-      <w:r>
-        <w:t>cost</w:t>
-      </w:r>
-      <w:proofErr w:type="gramEnd"/>
+        <w:t xml:space="preserve">Examples 2: </w:t>
+      </w:r>
+      <w:r>
+        <w:t xml:space="preserve"> </w:t>
+      </w:r>
     </w:p>
     <w:p/>
     <w:p>
@@ -2438,7 +2396,7 @@
         </w:numPr>
       </w:pPr>
       <w:r>
-        <w:t>An environment to incorporate code, formatted (html) text, charts, and other images</w:t>
+        <w:t>-</w:t>
       </w:r>
     </w:p>
     <w:p>
@@ -2450,7 +2408,7 @@
         </w:numPr>
       </w:pPr>
       <w:r>
-        <w:t>Each cell can contain code or text (called markdown)</w:t>
+        <w:t>-</w:t>
       </w:r>
     </w:p>
     <w:p>
@@ -2462,7 +2420,7 @@
         </w:numPr>
       </w:pPr>
       <w:r>
-        <w:t>Each cell can be executed with SHIFT+ENTER or CTRL+ENTER</w:t>
+        <w:t>-</w:t>
       </w:r>
     </w:p>
     <w:p>
@@ -2474,7 +2432,7 @@
         </w:numPr>
       </w:pPr>
       <w:r>
-        <w:t>Executing a code cell prints the result</w:t>
+        <w:t>-</w:t>
       </w:r>
     </w:p>
     <w:p>
@@ -2486,7 +2444,7 @@
         </w:numPr>
       </w:pPr>
       <w:r>
-        <w:t xml:space="preserve">Executing a markdown cell formats it and displays it </w:t>
+        <w:t>-</w:t>
       </w:r>
     </w:p>
     <w:p>
@@ -2497,7 +2455,7 @@
         </w:numPr>
       </w:pPr>
       <w:r>
-        <w:t>Two modes:</w:t>
+        <w:t>-</w:t>
       </w:r>
     </w:p>
     <w:p>
@@ -2508,7 +2466,7 @@
         </w:numPr>
       </w:pPr>
       <w:r>
-        <w:t>Command mode</w:t>
+        <w:t>-</w:t>
       </w:r>
     </w:p>
     <w:p>
@@ -2596,7 +2554,7 @@
         </w:drawing>
       </w:r>
       <w:r>
-        <w:t>Edit mode</w:t>
+        <w:t>-</w:t>
       </w:r>
     </w:p>
     <w:p>
@@ -2644,14 +2602,14 @@
       <w:pPr>
         <w:pStyle w:val="Heading2"/>
       </w:pPr>
-      <w:bookmarkStart w:id="10" w:name="_Toc206490089"/>
+      <w:bookmarkStart w:id="10" w:name="_Toc230381295"/>
       <w:bookmarkStart w:id="11" w:name="_Toc206490088"/>
-      <w:bookmarkStart w:id="12" w:name="_Toc230381295"/>
+      <w:bookmarkStart w:id="12" w:name="_Toc206490089"/>
       <w:r>
         <w:lastRenderedPageBreak/>
         <w:t>Essential Packages</w:t>
       </w:r>
-      <w:bookmarkEnd w:id="12"/>
+      <w:bookmarkEnd w:id="10"/>
       <w:r>
         <w:t xml:space="preserve"> </w:t>
       </w:r>
@@ -2677,14 +2635,54 @@
       <w:r>
         <w:t xml:space="preserve"> : </w:t>
       </w:r>
-      <w:proofErr w:type="spellStart"/>
-      <w:r>
-        <w:t>nda</w:t>
-      </w:r>
-      <w:r>
-        <w:t>rray</w:t>
-      </w:r>
-      <w:proofErr w:type="spellEnd"/>
+    </w:p>
+    <w:p>
+      <w:pPr>
+        <w:pStyle w:val="ListParagraph"/>
+        <w:numPr>
+          <w:ilvl w:val="1"/>
+          <w:numId w:val="19"/>
+        </w:numPr>
+      </w:pPr>
+      <w:r>
+        <w:t>Array</w:t>
+      </w:r>
+    </w:p>
+    <w:p>
+      <w:pPr>
+        <w:pStyle w:val="ListParagraph"/>
+        <w:numPr>
+          <w:ilvl w:val="1"/>
+          <w:numId w:val="19"/>
+        </w:numPr>
+      </w:pPr>
+      <w:r>
+        <w:t>Operations</w:t>
+      </w:r>
+    </w:p>
+    <w:p>
+      <w:pPr>
+        <w:pStyle w:val="ListParagraph"/>
+        <w:numPr>
+          <w:ilvl w:val="1"/>
+          <w:numId w:val="19"/>
+        </w:numPr>
+      </w:pPr>
+      <w:r>
+        <w:t>Matrices</w:t>
+      </w:r>
+    </w:p>
+    <w:p>
+      <w:pPr>
+        <w:pStyle w:val="ListParagraph"/>
+        <w:numPr>
+          <w:ilvl w:val="1"/>
+          <w:numId w:val="19"/>
+        </w:numPr>
+      </w:pPr>
+      <w:r>
+        <w:t>Realize a formulas</w:t>
+      </w:r>
     </w:p>
     <w:p>
       <w:pPr>
@@ -2695,55 +2693,65 @@
         </w:numPr>
       </w:pPr>
       <w:r>
-        <w:t xml:space="preserve">Pandas: </w:t>
+        <w:t>Pandas: DataFrame</w:t>
+      </w:r>
+    </w:p>
+    <w:p>
+      <w:pPr>
+        <w:pStyle w:val="ListParagraph"/>
+      </w:pPr>
+      <w:r>
+        <w:t xml:space="preserve">Index + </w:t>
       </w:r>
       <w:proofErr w:type="spellStart"/>
       <w:r>
-        <w:t>DataFrame</w:t>
+        <w:t>ccolumns</w:t>
       </w:r>
       <w:proofErr w:type="spellEnd"/>
-    </w:p>
-    <w:p>
-      <w:pPr>
-        <w:pStyle w:val="ListParagraph"/>
-      </w:pPr>
-      <w:r>
-        <w:t xml:space="preserve">Index + </w:t>
+      <w:r>
+        <w:t xml:space="preserve"> + </w:t>
       </w:r>
       <w:proofErr w:type="spellStart"/>
       <w:r>
-        <w:t>ccolumns</w:t>
+        <w:t>ndarray</w:t>
       </w:r>
       <w:proofErr w:type="spellEnd"/>
-      <w:r>
-        <w:t xml:space="preserve"> + </w:t>
-      </w:r>
-      <w:proofErr w:type="spellStart"/>
-      <w:r>
-        <w:t>ndarray</w:t>
-      </w:r>
-      <w:proofErr w:type="spellEnd"/>
-    </w:p>
-    <w:p>
-      <w:pPr>
-        <w:pStyle w:val="ListParagraph"/>
-      </w:pPr>
-    </w:p>
-    <w:p>
-      <w:pPr>
-        <w:pStyle w:val="ListParagraph"/>
-      </w:pPr>
-    </w:p>
-    <w:p>
-      <w:pPr>
-        <w:pStyle w:val="ListParagraph"/>
-      </w:pPr>
-    </w:p>
-    <w:p>
-      <w:pPr>
-        <w:pStyle w:val="ListParagraph"/>
-      </w:pPr>
-      <w:r>
+    </w:p>
+    <w:p>
+      <w:pPr>
+        <w:pStyle w:val="ListParagraph"/>
+        <w:numPr>
+          <w:ilvl w:val="1"/>
+          <w:numId w:val="19"/>
+        </w:numPr>
+      </w:pPr>
+      <w:r>
+        <w:t>Importing csv</w:t>
+      </w:r>
+    </w:p>
+    <w:p>
+      <w:pPr>
+        <w:pStyle w:val="ListParagraph"/>
+      </w:pPr>
+    </w:p>
+    <w:p>
+      <w:pPr>
+        <w:pStyle w:val="ListParagraph"/>
+      </w:pPr>
+    </w:p>
+    <w:p>
+      <w:pPr>
+        <w:pStyle w:val="ListParagraph"/>
+      </w:pPr>
+    </w:p>
+    <w:p>
+      <w:pPr>
+        <w:pStyle w:val="ListParagraph"/>
+      </w:pPr>
+      <w:r>
+        <w:rPr>
+          <w:noProof/>
+        </w:rPr>
         <w:drawing>
           <wp:inline distT="0" distB="0" distL="0" distR="0" wp14:anchorId="7BADCCAA" wp14:editId="72D66FEC">
             <wp:extent cx="3020241" cy="3842572"/>
@@ -2869,10 +2877,35 @@
       </w:pPr>
       <w:proofErr w:type="spellStart"/>
       <w:r>
-        <w:t>Statsmodle</w:t>
+        <w:t>S</w:t>
+      </w:r>
+      <w:r>
+        <w:t>tatsmodels</w:t>
       </w:r>
       <w:proofErr w:type="spellEnd"/>
     </w:p>
+    <w:p/>
+    <w:p/>
+    <w:p/>
+    <w:p/>
+    <w:p/>
+    <w:p/>
+    <w:p/>
+    <w:p/>
+    <w:p/>
+    <w:p/>
+    <w:p/>
+    <w:p/>
+    <w:p/>
+    <w:p/>
+    <w:p/>
+    <w:p/>
+    <w:p/>
+    <w:p/>
+    <w:p/>
+    <w:p/>
+    <w:p/>
+    <w:p/>
     <w:p>
       <w:pPr>
         <w:pStyle w:val="Heading2"/>
@@ -2942,13 +2975,8 @@
         </w:numPr>
       </w:pPr>
       <w:r>
-        <w:t xml:space="preserve">Market </w:t>
-      </w:r>
-      <w:proofErr w:type="gramStart"/>
-      <w:r>
-        <w:t>basket analysis</w:t>
-      </w:r>
-      <w:proofErr w:type="gramEnd"/>
+        <w:t>Market basket analysis</w:t>
+      </w:r>
     </w:p>
     <w:p>
       <w:pPr>
@@ -3050,20 +3078,15 @@
     <w:p/>
     <w:p/>
     <w:p/>
-    <w:p/>
-    <w:p/>
-    <w:p/>
-    <w:p/>
     <w:p>
       <w:pPr>
         <w:pStyle w:val="Heading2"/>
       </w:pPr>
       <w:bookmarkStart w:id="14" w:name="_Toc230381297"/>
       <w:r>
-        <w:lastRenderedPageBreak/>
         <w:t>Become an Analytics Professional</w:t>
       </w:r>
-      <w:bookmarkEnd w:id="10"/>
+      <w:bookmarkEnd w:id="12"/>
       <w:bookmarkEnd w:id="14"/>
       <w:r>
         <w:t xml:space="preserve"> </w:t>
@@ -3146,6 +3169,7 @@
           <w:sz w:val="32"/>
           <w:szCs w:val="32"/>
         </w:rPr>
+        <w:lastRenderedPageBreak/>
         <w:t>Github</w:t>
       </w:r>
       <w:proofErr w:type="spellEnd"/>
@@ -3166,7 +3190,7 @@
 </file>
 
 <file path=word/numbering.xml><?xml version="1.0" encoding="utf-8"?>
-<w:numbering xmlns:wpc="http://schemas.microsoft.com/office/word/2010/wordprocessingCanvas" xmlns:cx="http://schemas.microsoft.com/office/drawing/2014/chartex" xmlns:cx1="http://schemas.microsoft.com/office/drawing/2015/9/8/chartex" xmlns:cx2="http://schemas.microsoft.com/office/drawing/2015/10/21/chartex" xmlns:cx3="http://schemas.microsoft.com/office/drawing/2016/5/9/chartex" xmlns:cx4="http://schemas.microsoft.com/office/drawing/2016/5/10/chartex" xmlns:cx5="http://schemas.microsoft.com/office/drawing/2016/5/11/chartex" xmlns:cx6="http://schemas.microsoft.com/office/drawing/2016/5/12/chartex" xmlns:cx7="http://schemas.microsoft.com/office/drawing/2016/5/13/chartex" xmlns:cx8="http://schemas.microsoft.com/office/drawing/2016/5/14/chartex" xmlns:mc="http://schemas.openxmlformats.org/markup-compatibility/2006" xmlns:aink="http://schemas.microsoft.com/office/drawing/2016/ink" xmlns:am3d="http://schemas.microsoft.com/office/drawing/2017/model3d" xmlns:o="urn:schemas-microsoft-com:office:office" xmlns:oel="http://schemas.microsoft.com/office/2019/extlst" xmlns:r="http://schemas.openxmlformats.org/officeDocument/2006/relationships" xmlns:m="http://schemas.openxmlformats.org/officeDocument/2006/math" xmlns:v="urn:schemas-microsoft-com:vml" xmlns:wp14="http://schemas.microsoft.com/office/word/2010/wordprocessingDrawing" xmlns:wp="http://schemas.openxmlformats.org/drawingml/2006/wordprocessingDrawing" xmlns:w10="urn:schemas-microsoft-com:office:word" xmlns:w="http://schemas.openxmlformats.org/wordprocessingml/2006/main" xmlns:w14="http://schemas.microsoft.com/office/word/2010/wordml" xmlns:w15="http://schemas.microsoft.com/office/word/2012/wordml" xmlns:w16cex="http://schemas.microsoft.com/office/word/2018/wordml/cex" xmlns:w16cid="http://schemas.microsoft.com/office/word/2016/wordml/cid" xmlns:w16="http://schemas.microsoft.com/office/word/2018/wordml" xmlns:w16du="http://schemas.microsoft.com/office/word/2023/wordml/word16du" xmlns:w16sdtdh="http://schemas.microsoft.com/office/word/2020/wordml/sdtdatahash" xmlns:w16sdtfl="http://schemas.microsoft.com/office/word/2024/wordml/sdtformatlock" xmlns:w16se="http://schemas.microsoft.com/office/word/2015/wordml/symex" xmlns:wpg="http://schemas.microsoft.com/office/word/2010/wordprocessingGroup" xmlns:wpi="http://schemas.microsoft.com/office/word/2010/wordprocessingInk" xmlns:wne="http://schemas.microsoft.com/office/word/2006/wordml" xmlns:wps="http://schemas.microsoft.com/office/word/2010/wordprocessingShape" mc:Ignorable="w14 w15 w16se w16cid w16 w16cex w16sdtdh w16sdtfl w16du wp14">
+<w:numbering xmlns:wpc="http://schemas.microsoft.com/office/word/2010/wordprocessingCanvas" xmlns:cx="http://schemas.microsoft.com/office/drawing/2014/chartex" xmlns:cx1="http://schemas.microsoft.com/office/drawing/2015/9/8/chartex" xmlns:cx2="http://schemas.microsoft.com/office/drawing/2015/10/21/chartex" xmlns:cx3="http://schemas.microsoft.com/office/drawing/2016/5/9/chartex" xmlns:cx4="http://schemas.microsoft.com/office/drawing/2016/5/10/chartex" xmlns:cx5="http://schemas.microsoft.com/office/drawing/2016/5/11/chartex" xmlns:cx6="http://schemas.microsoft.com/office/drawing/2016/5/12/chartex" xmlns:cx7="http://schemas.microsoft.com/office/drawing/2016/5/13/chartex" xmlns:cx8="http://schemas.microsoft.com/office/drawing/2016/5/14/chartex" xmlns:mc="http://schemas.openxmlformats.org/markup-compatibility/2006" xmlns:aink="http://schemas.microsoft.com/office/drawing/2016/ink" xmlns:am3d="http://schemas.microsoft.com/office/drawing/2017/model3d" xmlns:o="urn:schemas-microsoft-com:office:office" xmlns:r="http://schemas.openxmlformats.org/officeDocument/2006/relationships" xmlns:m="http://schemas.openxmlformats.org/officeDocument/2006/math" xmlns:v="urn:schemas-microsoft-com:vml" xmlns:wp14="http://schemas.microsoft.com/office/word/2010/wordprocessingDrawing" xmlns:wp="http://schemas.openxmlformats.org/drawingml/2006/wordprocessingDrawing" xmlns:w10="urn:schemas-microsoft-com:office:word" xmlns:w="http://schemas.openxmlformats.org/wordprocessingml/2006/main" xmlns:w14="http://schemas.microsoft.com/office/word/2010/wordml" xmlns:w15="http://schemas.microsoft.com/office/word/2012/wordml" xmlns:w16cex="http://schemas.microsoft.com/office/word/2018/wordml/cex" xmlns:w16cid="http://schemas.microsoft.com/office/word/2016/wordml/cid" xmlns:w16="http://schemas.microsoft.com/office/word/2018/wordml" xmlns:w16sdtdh="http://schemas.microsoft.com/office/word/2020/wordml/sdtdatahash" xmlns:w16se="http://schemas.microsoft.com/office/word/2015/wordml/symex" xmlns:wpg="http://schemas.microsoft.com/office/word/2010/wordprocessingGroup" xmlns:wpi="http://schemas.microsoft.com/office/word/2010/wordprocessingInk" xmlns:wne="http://schemas.microsoft.com/office/word/2006/wordml" xmlns:wps="http://schemas.microsoft.com/office/word/2010/wordprocessingShape" mc:Ignorable="w14 w15 w16se w16cid w16 w16cex w16sdtdh wp14">
   <w:abstractNum w:abstractNumId="0" w15:restartNumberingAfterBreak="0">
     <w:nsid w:val="00AC78AE"/>
     <w:multiLevelType w:val="hybridMultilevel"/>
@@ -4154,7 +4178,7 @@
   <w:abstractNum w:abstractNumId="8" w15:restartNumberingAfterBreak="0">
     <w:nsid w:val="36A045F2"/>
     <w:multiLevelType w:val="hybridMultilevel"/>
-    <w:tmpl w:val="258834D4"/>
+    <w:tmpl w:val="8E3AC32E"/>
     <w:lvl w:ilvl="0" w:tplc="04090001">
       <w:start w:val="1"/>
       <w:numFmt w:val="bullet"/>
@@ -4167,7 +4191,7 @@
         <w:rFonts w:ascii="Symbol" w:hAnsi="Symbol" w:hint="default"/>
       </w:rPr>
     </w:lvl>
-    <w:lvl w:ilvl="1" w:tplc="04090003" w:tentative="1">
+    <w:lvl w:ilvl="1" w:tplc="04090003">
       <w:start w:val="1"/>
       <w:numFmt w:val="bullet"/>
       <w:lvlText w:val="o"/>
@@ -5519,68 +5543,68 @@
       </w:rPr>
     </w:lvl>
   </w:abstractNum>
-  <w:num w:numId="1" w16cid:durableId="969552075">
+  <w:num w:numId="1">
     <w:abstractNumId w:val="6"/>
   </w:num>
-  <w:num w:numId="2" w16cid:durableId="72509347">
+  <w:num w:numId="2">
     <w:abstractNumId w:val="3"/>
   </w:num>
-  <w:num w:numId="3" w16cid:durableId="1780759474">
+  <w:num w:numId="3">
     <w:abstractNumId w:val="14"/>
   </w:num>
-  <w:num w:numId="4" w16cid:durableId="1627463216">
+  <w:num w:numId="4">
     <w:abstractNumId w:val="12"/>
   </w:num>
-  <w:num w:numId="5" w16cid:durableId="581063585">
+  <w:num w:numId="5">
     <w:abstractNumId w:val="1"/>
   </w:num>
-  <w:num w:numId="6" w16cid:durableId="1146970856">
+  <w:num w:numId="6">
     <w:abstractNumId w:val="9"/>
   </w:num>
-  <w:num w:numId="7" w16cid:durableId="894702701">
+  <w:num w:numId="7">
     <w:abstractNumId w:val="15"/>
   </w:num>
-  <w:num w:numId="8" w16cid:durableId="346978508">
+  <w:num w:numId="8">
     <w:abstractNumId w:val="17"/>
   </w:num>
-  <w:num w:numId="9" w16cid:durableId="1840461300">
+  <w:num w:numId="9">
     <w:abstractNumId w:val="2"/>
   </w:num>
-  <w:num w:numId="10" w16cid:durableId="487982968">
+  <w:num w:numId="10">
     <w:abstractNumId w:val="10"/>
   </w:num>
-  <w:num w:numId="11" w16cid:durableId="1613393783">
+  <w:num w:numId="11">
     <w:abstractNumId w:val="5"/>
   </w:num>
-  <w:num w:numId="12" w16cid:durableId="2126728865">
+  <w:num w:numId="12">
     <w:abstractNumId w:val="13"/>
   </w:num>
-  <w:num w:numId="13" w16cid:durableId="1431585889">
+  <w:num w:numId="13">
     <w:abstractNumId w:val="0"/>
   </w:num>
-  <w:num w:numId="14" w16cid:durableId="254940631">
+  <w:num w:numId="14">
     <w:abstractNumId w:val="11"/>
   </w:num>
-  <w:num w:numId="15" w16cid:durableId="129591949">
+  <w:num w:numId="15">
     <w:abstractNumId w:val="4"/>
   </w:num>
-  <w:num w:numId="16" w16cid:durableId="847063258">
+  <w:num w:numId="16">
     <w:abstractNumId w:val="16"/>
   </w:num>
-  <w:num w:numId="17" w16cid:durableId="1359039140">
+  <w:num w:numId="17">
     <w:abstractNumId w:val="7"/>
   </w:num>
-  <w:num w:numId="18" w16cid:durableId="676543490">
+  <w:num w:numId="18">
     <w:abstractNumId w:val="18"/>
   </w:num>
-  <w:num w:numId="19" w16cid:durableId="977807203">
+  <w:num w:numId="19">
     <w:abstractNumId w:val="8"/>
   </w:num>
 </w:numbering>
 </file>
 
 <file path=word/styles.xml><?xml version="1.0" encoding="utf-8"?>
-<w:styles xmlns:mc="http://schemas.openxmlformats.org/markup-compatibility/2006" xmlns:r="http://schemas.openxmlformats.org/officeDocument/2006/relationships" xmlns:w="http://schemas.openxmlformats.org/wordprocessingml/2006/main" xmlns:w14="http://schemas.microsoft.com/office/word/2010/wordml" xmlns:w15="http://schemas.microsoft.com/office/word/2012/wordml" xmlns:w16cex="http://schemas.microsoft.com/office/word/2018/wordml/cex" xmlns:w16cid="http://schemas.microsoft.com/office/word/2016/wordml/cid" xmlns:w16="http://schemas.microsoft.com/office/word/2018/wordml" xmlns:w16du="http://schemas.microsoft.com/office/word/2023/wordml/word16du" xmlns:w16sdtdh="http://schemas.microsoft.com/office/word/2020/wordml/sdtdatahash" xmlns:w16sdtfl="http://schemas.microsoft.com/office/word/2024/wordml/sdtformatlock" xmlns:w16se="http://schemas.microsoft.com/office/word/2015/wordml/symex" mc:Ignorable="w14 w15 w16se w16cid w16 w16cex w16sdtdh w16sdtfl w16du">
+<w:styles xmlns:mc="http://schemas.openxmlformats.org/markup-compatibility/2006" xmlns:r="http://schemas.openxmlformats.org/officeDocument/2006/relationships" xmlns:w="http://schemas.openxmlformats.org/wordprocessingml/2006/main" xmlns:w14="http://schemas.microsoft.com/office/word/2010/wordml" xmlns:w15="http://schemas.microsoft.com/office/word/2012/wordml" xmlns:w16cex="http://schemas.microsoft.com/office/word/2018/wordml/cex" xmlns:w16cid="http://schemas.microsoft.com/office/word/2016/wordml/cid" xmlns:w16="http://schemas.microsoft.com/office/word/2018/wordml" xmlns:w16sdtdh="http://schemas.microsoft.com/office/word/2020/wordml/sdtdatahash" xmlns:w16se="http://schemas.microsoft.com/office/word/2015/wordml/symex" mc:Ignorable="w14 w15 w16se w16cid w16 w16cex w16sdtdh">
   <w:docDefaults>
     <w:rPrDefault>
       <w:rPr>
@@ -6181,6 +6205,7 @@
   <w:style w:type="character" w:default="1" w:styleId="DefaultParagraphFont">
     <w:name w:val="Default Paragraph Font"/>
     <w:uiPriority w:val="1"/>
+    <w:semiHidden/>
     <w:unhideWhenUsed/>
   </w:style>
   <w:style w:type="table" w:default="1" w:styleId="TableNormal">
